--- a/Minibus_Operations_Pack_v4.docx
+++ b/Minibus_Operations_Pack_v4.docx
@@ -397,7 +397,7 @@
           <w:sz w:val="20"/>
           <w:szCs w:val="20"/>
         </w:rPr>
-        <w:t xml:space="preserve">Licence categories still apply as a matter of law, independent of internal approval. YS70 PWE is plated at 4,600kg, which is above the 3,500kg ceiling for the volunteer minibus concession, so category D1 is required to drive it. The plated weight of NH56 FWP has not yet been confirmed from the V5C. Until it is, treat it as requiring D1 as well.</w:t>
+        <w:t xml:space="preserve">Licence categories still apply as a matter of law, independent of internal approval. YS70 PWE is plated at 4,600kg, which is above the 3,500kg ceiling for the volunteer minibus concession, so category D1 is required to drive it. NH56 FWP has 14 passenger seats and is a 2.4 diesel Transit of 2007, recorded on the V5C with a van body plan. Its gross weight is still to be confirmed, and it is the figure that decides the position: at or under 3,500kg a car licence holder may drive it under the volunteer concession, above that D1 is required.</w:t>
       </w:r>
     </w:p>
     <w:p>
@@ -689,7 +689,7 @@
                 <w:sz w:val="19"/>
                 <w:szCs w:val="19"/>
               </w:rPr>
-              <w:t xml:space="preserve">Ford Transit</w:t>
+              <w:t xml:space="preserve">Ford Transit 2.4</w:t>
             </w:r>
           </w:p>
         </w:tc>
@@ -858,7 +858,7 @@
                 <w:sz w:val="19"/>
                 <w:szCs w:val="19"/>
               </w:rPr>
-              <w:t xml:space="preserve">White, diesel, manual</w:t>
+              <w:t xml:space="preserve">White, 2.4 diesel, manual</w:t>
             </w:r>
           </w:p>
         </w:tc>
@@ -1000,7 +1000,7 @@
                 <w:sz w:val="19"/>
                 <w:szCs w:val="19"/>
               </w:rPr>
-              <w:t xml:space="preserve">16 passenger (confirm V5C)</w:t>
+              <w:t xml:space="preserve">16 passenger, 17 with driver</w:t>
             </w:r>
           </w:p>
         </w:tc>
@@ -1027,7 +1027,7 @@
                 <w:sz w:val="19"/>
                 <w:szCs w:val="19"/>
               </w:rPr>
-              <w:t xml:space="preserve">To confirm from V5C</w:t>
+              <w:t xml:space="preserve">14 passenger, 15 with driver</w:t>
             </w:r>
           </w:p>
         </w:tc>
